--- a/Pruebas de Patrones.docx
+++ b/Pruebas de Patrones.docx
@@ -11,8 +11,217 @@
         </w:docPartObj>
       </w:sdtPr>
       <w:sdtContent>
-        <w:p/>
         <w:p>
+          <w:r>
+            <w:rPr>
+              <w:noProof/>
+            </w:rPr>
+            <mc:AlternateContent>
+              <mc:Choice Requires="wpg">
+                <w:drawing>
+                  <wp:anchor distT="0" distB="0" distL="114300" distR="114300" simplePos="0" relativeHeight="251664384" behindDoc="0" locked="0" layoutInCell="1" allowOverlap="1" wp14:anchorId="715724C6" wp14:editId="372AB2B8">
+                    <wp:simplePos x="0" y="0"/>
+                    <wp:positionH relativeFrom="page">
+                      <wp:posOffset>308858</wp:posOffset>
+                    </wp:positionH>
+                    <wp:positionV relativeFrom="page">
+                      <wp:posOffset>448337</wp:posOffset>
+                    </wp:positionV>
+                    <wp:extent cx="228600" cy="9144000"/>
+                    <wp:effectExtent l="0" t="0" r="3175" b="635"/>
+                    <wp:wrapNone/>
+                    <wp:docPr id="114" name="Grupo 3"/>
+                    <wp:cNvGraphicFramePr/>
+                    <a:graphic xmlns:a="http://schemas.openxmlformats.org/drawingml/2006/main">
+                      <a:graphicData uri="http://schemas.microsoft.com/office/word/2010/wordprocessingGroup">
+                        <wpg:wgp>
+                          <wpg:cNvGrpSpPr/>
+                          <wpg:grpSpPr>
+                            <a:xfrm>
+                              <a:off x="0" y="0"/>
+                              <a:ext cx="228600" cy="9144000"/>
+                              <a:chOff x="0" y="0"/>
+                              <a:chExt cx="228600" cy="9144000"/>
+                            </a:xfrm>
+                          </wpg:grpSpPr>
+                          <wps:wsp>
+                            <wps:cNvPr id="115" name="Rectángulo 115"/>
+                            <wps:cNvSpPr/>
+                            <wps:spPr>
+                              <a:xfrm>
+                                <a:off x="0" y="0"/>
+                                <a:ext cx="228600" cy="8782050"/>
+                              </a:xfrm>
+                              <a:prstGeom prst="rect">
+                                <a:avLst/>
+                              </a:prstGeom>
+                              <a:solidFill>
+                                <a:srgbClr val="C3D730"/>
+                              </a:solidFill>
+                              <a:ln>
+                                <a:noFill/>
+                              </a:ln>
+                            </wps:spPr>
+                            <wps:style>
+                              <a:lnRef idx="2">
+                                <a:schemeClr val="accent1">
+                                  <a:shade val="50000"/>
+                                </a:schemeClr>
+                              </a:lnRef>
+                              <a:fillRef idx="1">
+                                <a:schemeClr val="accent1"/>
+                              </a:fillRef>
+                              <a:effectRef idx="0">
+                                <a:schemeClr val="accent1"/>
+                              </a:effectRef>
+                              <a:fontRef idx="minor">
+                                <a:schemeClr val="lt1"/>
+                              </a:fontRef>
+                            </wps:style>
+                            <wps:bodyPr rot="0" spcFirstLastPara="0" vertOverflow="overflow" horzOverflow="overflow" vert="horz" wrap="square" lIns="91440" tIns="45720" rIns="91440" bIns="45720" numCol="1" spcCol="0" rtlCol="0" fromWordArt="0" anchor="ctr" anchorCtr="0" forceAA="0" compatLnSpc="1">
+                              <a:prstTxWarp prst="textNoShape">
+                                <a:avLst/>
+                              </a:prstTxWarp>
+                              <a:noAutofit/>
+                            </wps:bodyPr>
+                          </wps:wsp>
+                          <wps:wsp>
+                            <wps:cNvPr id="116" name="Rectángulo 116"/>
+                            <wps:cNvSpPr>
+                              <a:spLocks noChangeAspect="1"/>
+                            </wps:cNvSpPr>
+                            <wps:spPr>
+                              <a:xfrm>
+                                <a:off x="0" y="8915400"/>
+                                <a:ext cx="228600" cy="228600"/>
+                              </a:xfrm>
+                              <a:prstGeom prst="rect">
+                                <a:avLst/>
+                              </a:prstGeom>
+                              <a:solidFill>
+                                <a:srgbClr val="B3B3B3"/>
+                              </a:solidFill>
+                              <a:ln>
+                                <a:noFill/>
+                              </a:ln>
+                            </wps:spPr>
+                            <wps:style>
+                              <a:lnRef idx="2">
+                                <a:schemeClr val="accent1">
+                                  <a:shade val="50000"/>
+                                </a:schemeClr>
+                              </a:lnRef>
+                              <a:fillRef idx="1">
+                                <a:schemeClr val="accent1"/>
+                              </a:fillRef>
+                              <a:effectRef idx="0">
+                                <a:schemeClr val="accent1"/>
+                              </a:effectRef>
+                              <a:fontRef idx="minor">
+                                <a:schemeClr val="lt1"/>
+                              </a:fontRef>
+                            </wps:style>
+                            <wps:bodyPr rot="0" spcFirstLastPara="0" vertOverflow="overflow" horzOverflow="overflow" vert="horz" wrap="square" lIns="91440" tIns="45720" rIns="91440" bIns="45720" numCol="1" spcCol="0" rtlCol="0" fromWordArt="0" anchor="ctr" anchorCtr="0" forceAA="0" compatLnSpc="1">
+                              <a:prstTxWarp prst="textNoShape">
+                                <a:avLst/>
+                              </a:prstTxWarp>
+                              <a:noAutofit/>
+                            </wps:bodyPr>
+                          </wps:wsp>
+                        </wpg:wgp>
+                      </a:graphicData>
+                    </a:graphic>
+                    <wp14:sizeRelH relativeFrom="page">
+                      <wp14:pctWidth>2900</wp14:pctWidth>
+                    </wp14:sizeRelH>
+                    <wp14:sizeRelV relativeFrom="page">
+                      <wp14:pctHeight>90900</wp14:pctHeight>
+                    </wp14:sizeRelV>
+                  </wp:anchor>
+                </w:drawing>
+              </mc:Choice>
+              <mc:Fallback>
+                <w:pict>
+                  <v:group w14:anchorId="5B8EF6B3" id="Grupo 1" o:spid="_x0000_s1026" style="position:absolute;margin-left:24.3pt;margin-top:35.3pt;width:18pt;height:10in;z-index:251664384;mso-width-percent:29;mso-height-percent:909;mso-position-horizontal-relative:page;mso-position-vertical-relative:page;mso-width-percent:29;mso-height-percent:909" coordsize="2286,91440" o:gfxdata="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">
+                    <v:rect id="Rectángulo 115" o:spid="_x0000_s1027" style="position:absolute;width:2286;height:87820;visibility:visible;mso-wrap-style:square;v-text-anchor:middle" o:gfxdata="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" fillcolor="#c3d730" stroked="f" strokeweight="1pt"/>
+                    <v:rect id="Rectángulo 116" o:spid="_x0000_s1028" style="position:absolute;top:89154;width:2286;height:2286;visibility:visible;mso-wrap-style:square;v-text-anchor:middle" o:gfxdata="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" fillcolor="#b3b3b3" stroked="f" strokeweight="1pt">
+                      <o:lock v:ext="edit" aspectratio="t"/>
+                    </v:rect>
+                    <w10:wrap anchorx="page" anchory="page"/>
+                  </v:group>
+                </w:pict>
+              </mc:Fallback>
+            </mc:AlternateContent>
+          </w:r>
+        </w:p>
+        <w:p>
+          <w:r>
+            <w:rPr>
+              <w:noProof/>
+            </w:rPr>
+            <w:drawing>
+              <wp:anchor distT="0" distB="0" distL="114300" distR="114300" simplePos="0" relativeHeight="251665408" behindDoc="1" locked="0" layoutInCell="1" allowOverlap="1" wp14:anchorId="1E607725" wp14:editId="75C7781E">
+                <wp:simplePos x="0" y="0"/>
+                <wp:positionH relativeFrom="column">
+                  <wp:posOffset>-389642</wp:posOffset>
+                </wp:positionH>
+                <wp:positionV relativeFrom="paragraph">
+                  <wp:posOffset>7135522</wp:posOffset>
+                </wp:positionV>
+                <wp:extent cx="1097280" cy="1097280"/>
+                <wp:effectExtent l="0" t="0" r="7620" b="0"/>
+                <wp:wrapNone/>
+                <wp:docPr id="1206744488" name="Imagen 4" descr="Portal Académico - Unidades Tecnológicas de Santander"/>
+                <wp:cNvGraphicFramePr>
+                  <a:graphicFrameLocks xmlns:a="http://schemas.openxmlformats.org/drawingml/2006/main" noChangeAspect="1"/>
+                </wp:cNvGraphicFramePr>
+                <a:graphic xmlns:a="http://schemas.openxmlformats.org/drawingml/2006/main">
+                  <a:graphicData uri="http://schemas.openxmlformats.org/drawingml/2006/picture">
+                    <pic:pic xmlns:pic="http://schemas.openxmlformats.org/drawingml/2006/picture">
+                      <pic:nvPicPr>
+                        <pic:cNvPr id="0" name="Picture 3" descr="Portal Académico - Unidades Tecnológicas de Santander"/>
+                        <pic:cNvPicPr>
+                          <a:picLocks noChangeAspect="1" noChangeArrowheads="1"/>
+                        </pic:cNvPicPr>
+                      </pic:nvPicPr>
+                      <pic:blipFill>
+                        <a:blip r:embed="rId6" cstate="print">
+                          <a:extLst>
+                            <a:ext uri="{28A0092B-C50C-407E-A947-70E740481C1C}">
+                              <a14:useLocalDpi xmlns:a14="http://schemas.microsoft.com/office/drawing/2010/main" val="0"/>
+                            </a:ext>
+                          </a:extLst>
+                        </a:blip>
+                        <a:srcRect/>
+                        <a:stretch>
+                          <a:fillRect/>
+                        </a:stretch>
+                      </pic:blipFill>
+                      <pic:spPr bwMode="auto">
+                        <a:xfrm>
+                          <a:off x="0" y="0"/>
+                          <a:ext cx="1097280" cy="1097280"/>
+                        </a:xfrm>
+                        <a:prstGeom prst="rect">
+                          <a:avLst/>
+                        </a:prstGeom>
+                        <a:noFill/>
+                        <a:ln>
+                          <a:noFill/>
+                        </a:ln>
+                      </pic:spPr>
+                    </pic:pic>
+                  </a:graphicData>
+                </a:graphic>
+                <wp14:sizeRelH relativeFrom="margin">
+                  <wp14:pctWidth>0</wp14:pctWidth>
+                </wp14:sizeRelH>
+                <wp14:sizeRelV relativeFrom="margin">
+                  <wp14:pctHeight>0</wp14:pctHeight>
+                </wp14:sizeRelV>
+              </wp:anchor>
+            </w:drawing>
+          </w:r>
           <w:r>
             <w:rPr>
               <w:noProof/>
@@ -97,7 +306,7 @@
                                   <w:tag w:val=""/>
                                   <w:id w:val="400952559"/>
                                   <w:dataBinding w:prefixMappings="xmlns:ns0='http://schemas.microsoft.com/office/2006/coverPageProps' " w:xpath="/ns0:CoverPageProperties[1]/ns0:PublishDate[1]" w:storeItemID="{55AF091B-3C7A-41E3-B477-F2FDAA23CFDA}"/>
-                                  <w:date w:fullDate="2026-03-03T00:00:00Z">
+                                  <w:date>
                                     <w:dateFormat w:val="d 'de' MMMM 'de' yyyy"/>
                                     <w:lid w:val="es-ES"/>
                                     <w:storeMappedDataAs w:val="dateTime"/>
@@ -124,7 +333,17 @@
                                         <w:szCs w:val="40"/>
                                         <w:lang w:val="es-ES"/>
                                       </w:rPr>
-                                      <w:t>3 de marzo de 2026</w:t>
+                                      <w:t>7</w:t>
+                                    </w:r>
+                                    <w:r>
+                                      <w:rPr>
+                                        <w:caps/>
+                                        <w:color w:val="323E4F" w:themeColor="text2" w:themeShade="BF"/>
+                                        <w:sz w:val="40"/>
+                                        <w:szCs w:val="40"/>
+                                        <w:lang w:val="es-ES"/>
+                                      </w:rPr>
+                                      <w:t xml:space="preserve"> de marzo de 2026</w:t>
                                     </w:r>
                                   </w:p>
                                 </w:sdtContent>
@@ -170,7 +389,7 @@
                             <w:tag w:val=""/>
                             <w:id w:val="400952559"/>
                             <w:dataBinding w:prefixMappings="xmlns:ns0='http://schemas.microsoft.com/office/2006/coverPageProps' " w:xpath="/ns0:CoverPageProperties[1]/ns0:PublishDate[1]" w:storeItemID="{55AF091B-3C7A-41E3-B477-F2FDAA23CFDA}"/>
-                            <w:date w:fullDate="2026-03-03T00:00:00Z">
+                            <w:date>
                               <w:dateFormat w:val="d 'de' MMMM 'de' yyyy"/>
                               <w:lid w:val="es-ES"/>
                               <w:storeMappedDataAs w:val="dateTime"/>
@@ -197,7 +416,17 @@
                                   <w:szCs w:val="40"/>
                                   <w:lang w:val="es-ES"/>
                                 </w:rPr>
-                                <w:t>3 de marzo de 2026</w:t>
+                                <w:t>7</w:t>
+                              </w:r>
+                              <w:r>
+                                <w:rPr>
+                                  <w:caps/>
+                                  <w:color w:val="323E4F" w:themeColor="text2" w:themeShade="BF"/>
+                                  <w:sz w:val="40"/>
+                                  <w:szCs w:val="40"/>
+                                  <w:lang w:val="es-ES"/>
+                                </w:rPr>
+                                <w:t xml:space="preserve"> de marzo de 2026</w:t>
                               </w:r>
                             </w:p>
                           </w:sdtContent>
@@ -817,156 +1046,6 @@
             </mc:AlternateContent>
           </w:r>
           <w:r>
-            <w:rPr>
-              <w:noProof/>
-            </w:rPr>
-            <mc:AlternateContent>
-              <mc:Choice Requires="wpg">
-                <w:drawing>
-                  <wp:anchor distT="0" distB="0" distL="114300" distR="114300" simplePos="0" relativeHeight="251659264" behindDoc="0" locked="0" layoutInCell="1" allowOverlap="1">
-                    <wp:simplePos x="0" y="0"/>
-                    <mc:AlternateContent>
-                      <mc:Choice Requires="wp14">
-                        <wp:positionH relativeFrom="page">
-                          <wp14:pctPosHOffset>4500</wp14:pctPosHOffset>
-                        </wp:positionH>
-                      </mc:Choice>
-                      <mc:Fallback>
-                        <wp:positionH relativeFrom="page">
-                          <wp:posOffset>349250</wp:posOffset>
-                        </wp:positionH>
-                      </mc:Fallback>
-                    </mc:AlternateContent>
-                    <wp:positionV relativeFrom="page">
-                      <wp:align>center</wp:align>
-                    </wp:positionV>
-                    <wp:extent cx="228600" cy="9144000"/>
-                    <wp:effectExtent l="0" t="0" r="3175" b="635"/>
-                    <wp:wrapNone/>
-                    <wp:docPr id="114" name="Grupo 4"/>
-                    <wp:cNvGraphicFramePr/>
-                    <a:graphic xmlns:a="http://schemas.openxmlformats.org/drawingml/2006/main">
-                      <a:graphicData uri="http://schemas.microsoft.com/office/word/2010/wordprocessingGroup">
-                        <wpg:wgp>
-                          <wpg:cNvGrpSpPr/>
-                          <wpg:grpSpPr>
-                            <a:xfrm>
-                              <a:off x="0" y="0"/>
-                              <a:ext cx="228600" cy="9144000"/>
-                              <a:chOff x="0" y="0"/>
-                              <a:chExt cx="228600" cy="9144000"/>
-                            </a:xfrm>
-                          </wpg:grpSpPr>
-                          <wps:wsp>
-                            <wps:cNvPr id="115" name="Rectángulo 115"/>
-                            <wps:cNvSpPr/>
-                            <wps:spPr>
-                              <a:xfrm>
-                                <a:off x="0" y="0"/>
-                                <a:ext cx="228600" cy="8782050"/>
-                              </a:xfrm>
-                              <a:prstGeom prst="rect">
-                                <a:avLst/>
-                              </a:prstGeom>
-                              <a:solidFill>
-                                <a:schemeClr val="accent2"/>
-                              </a:solidFill>
-                              <a:ln>
-                                <a:noFill/>
-                              </a:ln>
-                            </wps:spPr>
-                            <wps:style>
-                              <a:lnRef idx="2">
-                                <a:schemeClr val="accent1">
-                                  <a:shade val="50000"/>
-                                </a:schemeClr>
-                              </a:lnRef>
-                              <a:fillRef idx="1">
-                                <a:schemeClr val="accent1"/>
-                              </a:fillRef>
-                              <a:effectRef idx="0">
-                                <a:schemeClr val="accent1"/>
-                              </a:effectRef>
-                              <a:fontRef idx="minor">
-                                <a:schemeClr val="lt1"/>
-                              </a:fontRef>
-                            </wps:style>
-                            <wps:bodyPr rot="0" spcFirstLastPara="0" vertOverflow="overflow" horzOverflow="overflow" vert="horz" wrap="square" lIns="91440" tIns="45720" rIns="91440" bIns="45720" numCol="1" spcCol="0" rtlCol="0" fromWordArt="0" anchor="ctr" anchorCtr="0" forceAA="0" compatLnSpc="1">
-                              <a:prstTxWarp prst="textNoShape">
-                                <a:avLst/>
-                              </a:prstTxWarp>
-                              <a:noAutofit/>
-                            </wps:bodyPr>
-                          </wps:wsp>
-                          <wps:wsp>
-                            <wps:cNvPr id="116" name="Rectángulo 116"/>
-                            <wps:cNvSpPr>
-                              <a:spLocks noChangeAspect="1"/>
-                            </wps:cNvSpPr>
-                            <wps:spPr>
-                              <a:xfrm>
-                                <a:off x="0" y="8915400"/>
-                                <a:ext cx="228600" cy="228600"/>
-                              </a:xfrm>
-                              <a:prstGeom prst="rect">
-                                <a:avLst/>
-                              </a:prstGeom>
-                              <a:solidFill>
-                                <a:schemeClr val="accent1"/>
-                              </a:solidFill>
-                              <a:ln>
-                                <a:noFill/>
-                              </a:ln>
-                            </wps:spPr>
-                            <wps:style>
-                              <a:lnRef idx="2">
-                                <a:schemeClr val="accent1">
-                                  <a:shade val="50000"/>
-                                </a:schemeClr>
-                              </a:lnRef>
-                              <a:fillRef idx="1">
-                                <a:schemeClr val="accent1"/>
-                              </a:fillRef>
-                              <a:effectRef idx="0">
-                                <a:schemeClr val="accent1"/>
-                              </a:effectRef>
-                              <a:fontRef idx="minor">
-                                <a:schemeClr val="lt1"/>
-                              </a:fontRef>
-                            </wps:style>
-                            <wps:bodyPr rot="0" spcFirstLastPara="0" vertOverflow="overflow" horzOverflow="overflow" vert="horz" wrap="square" lIns="91440" tIns="45720" rIns="91440" bIns="45720" numCol="1" spcCol="0" rtlCol="0" fromWordArt="0" anchor="ctr" anchorCtr="0" forceAA="0" compatLnSpc="1">
-                              <a:prstTxWarp prst="textNoShape">
-                                <a:avLst/>
-                              </a:prstTxWarp>
-                              <a:noAutofit/>
-                            </wps:bodyPr>
-                          </wps:wsp>
-                        </wpg:wgp>
-                      </a:graphicData>
-                    </a:graphic>
-                    <wp14:sizeRelH relativeFrom="page">
-                      <wp14:pctWidth>2900</wp14:pctWidth>
-                    </wp14:sizeRelH>
-                    <wp14:sizeRelV relativeFrom="page">
-                      <wp14:pctHeight>90900</wp14:pctHeight>
-                    </wp14:sizeRelV>
-                  </wp:anchor>
-                </w:drawing>
-              </mc:Choice>
-              <mc:Fallback>
-                <w:pict>
-                  <v:group w14:anchorId="3E96112F" id="Grupo 1" o:spid="_x0000_s1026" style="position:absolute;margin-left:0;margin-top:0;width:18pt;height:10in;z-index:251659264;mso-width-percent:29;mso-height-percent:909;mso-left-percent:45;mso-position-horizontal-relative:page;mso-position-vertical:center;mso-position-vertical-relative:page;mso-width-percent:29;mso-height-percent:909;mso-left-percent:45" coordsize="2286,91440" o:gfxdata="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">
-                    <v:rect id="Rectángulo 115" o:spid="_x0000_s1027" style="position:absolute;width:2286;height:87820;visibility:visible;mso-wrap-style:square;v-text-anchor:middle" o:gfxdata="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" fillcolor="#ed7d31 [3205]" stroked="f" strokeweight="1pt"/>
-                    <v:rect id="Rectángulo 116" o:spid="_x0000_s1028" style="position:absolute;top:89154;width:2286;height:2286;visibility:visible;mso-wrap-style:square;v-text-anchor:middle" o:gfxdata="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" fillcolor="#4472c4 [3204]" stroked="f" strokeweight="1pt">
-                      <o:lock v:ext="edit" aspectratio="t"/>
-                    </v:rect>
-                    <w10:wrap anchorx="page" anchory="page"/>
-                  </v:group>
-                </w:pict>
-              </mc:Fallback>
-            </mc:AlternateContent>
-          </w:r>
-          <w:r>
             <w:br w:type="page"/>
           </w:r>
         </w:p>
@@ -993,9 +1072,24 @@
           <w:szCs w:val="24"/>
         </w:rPr>
         <w:lastRenderedPageBreak/>
-        <w:t xml:space="preserve">Pruebas </w:t>
-      </w:r>
-      <w:proofErr w:type="spellStart"/>
+        <w:t>Pruebas Singleton</w:t>
+      </w:r>
+    </w:p>
+    <w:p>
+      <w:pPr>
+        <w:jc w:val="both"/>
+        <w:rPr>
+          <w:rFonts w:cs="Arial"/>
+          <w:szCs w:val="24"/>
+        </w:rPr>
+      </w:pPr>
+      <w:r>
+        <w:rPr>
+          <w:rFonts w:cs="Arial"/>
+          <w:szCs w:val="24"/>
+        </w:rPr>
+        <w:t xml:space="preserve">Al arrancar la aplicación aparece en consola </w:t>
+      </w:r>
       <w:r>
         <w:rPr>
           <w:rFonts w:cs="Arial"/>
@@ -1003,93 +1097,75 @@
           <w:bCs/>
           <w:szCs w:val="24"/>
         </w:rPr>
-        <w:t>Singleton</w:t>
+        <w:t>----</w:t>
+      </w:r>
+      <w:proofErr w:type="spellStart"/>
+      <w:r>
+        <w:rPr>
+          <w:rFonts w:cs="Arial"/>
+          <w:b/>
+          <w:bCs/>
+          <w:szCs w:val="24"/>
+        </w:rPr>
+        <w:t>AlertEngine</w:t>
       </w:r>
       <w:proofErr w:type="spellEnd"/>
+      <w:r>
+        <w:rPr>
+          <w:rFonts w:cs="Arial"/>
+          <w:b/>
+          <w:bCs/>
+          <w:szCs w:val="24"/>
+        </w:rPr>
+        <w:t xml:space="preserve"> instanciado UNA SOLA VEZ-----.</w:t>
+      </w:r>
+      <w:r>
+        <w:rPr>
+          <w:rFonts w:cs="Arial"/>
+          <w:szCs w:val="24"/>
+        </w:rPr>
+        <w:t xml:space="preserve"> Esta línea se imprime una sola vez durante el ciclo de vida de la aplicación, incluso cuando se realizan múltiples peticiones posteriormente, esto prueba que solo existe una instancia del </w:t>
+      </w:r>
+      <w:proofErr w:type="spellStart"/>
+      <w:r>
+        <w:rPr>
+          <w:rFonts w:cs="Arial"/>
+          <w:szCs w:val="24"/>
+        </w:rPr>
+        <w:t>bean</w:t>
+      </w:r>
+      <w:proofErr w:type="spellEnd"/>
+      <w:r>
+        <w:rPr>
+          <w:rFonts w:cs="Arial"/>
+          <w:szCs w:val="24"/>
+        </w:rPr>
+        <w:t xml:space="preserve"> </w:t>
+      </w:r>
+      <w:proofErr w:type="spellStart"/>
+      <w:r>
+        <w:rPr>
+          <w:rFonts w:cs="Arial"/>
+          <w:szCs w:val="24"/>
+        </w:rPr>
+        <w:t>AlertEngine</w:t>
+      </w:r>
+      <w:proofErr w:type="spellEnd"/>
+      <w:r>
+        <w:rPr>
+          <w:rFonts w:cs="Arial"/>
+          <w:szCs w:val="24"/>
+        </w:rPr>
+        <w:t>.</w:t>
+      </w:r>
     </w:p>
     <w:p>
       <w:pPr>
         <w:jc w:val="both"/>
         <w:rPr>
           <w:rFonts w:cs="Arial"/>
-          <w:szCs w:val="24"/>
-        </w:rPr>
-      </w:pPr>
-      <w:r>
-        <w:rPr>
-          <w:rFonts w:cs="Arial"/>
-          <w:szCs w:val="24"/>
-        </w:rPr>
-        <w:t xml:space="preserve">Al arrancar la aplicación aparece en consola </w:t>
-      </w:r>
-      <w:r>
-        <w:rPr>
-          <w:rFonts w:cs="Arial"/>
-          <w:b/>
-          <w:bCs/>
-          <w:szCs w:val="24"/>
-        </w:rPr>
-        <w:t>----</w:t>
-      </w:r>
-      <w:proofErr w:type="spellStart"/>
-      <w:r>
-        <w:rPr>
-          <w:rFonts w:cs="Arial"/>
-          <w:b/>
-          <w:bCs/>
-          <w:szCs w:val="24"/>
-        </w:rPr>
-        <w:t>AlertEngine</w:t>
-      </w:r>
-      <w:proofErr w:type="spellEnd"/>
-      <w:r>
-        <w:rPr>
-          <w:rFonts w:cs="Arial"/>
-          <w:b/>
-          <w:bCs/>
-          <w:szCs w:val="24"/>
-        </w:rPr>
-        <w:t xml:space="preserve"> instanciado UNA SOLA VEZ-----.</w:t>
-      </w:r>
-      <w:r>
-        <w:rPr>
-          <w:rFonts w:cs="Arial"/>
-          <w:szCs w:val="24"/>
-        </w:rPr>
-        <w:t xml:space="preserve"> Esta línea se imprime una sola vez durante el ciclo de vida de la aplicación, incluso cuando se realizan múltiples peticiones posteriormente, esto prueba que solo existe una instancia del </w:t>
-      </w:r>
-      <w:proofErr w:type="spellStart"/>
-      <w:r>
-        <w:rPr>
-          <w:rFonts w:cs="Arial"/>
-          <w:szCs w:val="24"/>
-        </w:rPr>
-        <w:t>bean</w:t>
-      </w:r>
-      <w:proofErr w:type="spellEnd"/>
-      <w:r>
-        <w:rPr>
-          <w:rFonts w:cs="Arial"/>
-          <w:szCs w:val="24"/>
-        </w:rPr>
-        <w:t xml:space="preserve"> </w:t>
-      </w:r>
-      <w:proofErr w:type="spellStart"/>
-      <w:r>
-        <w:rPr>
-          <w:rFonts w:cs="Arial"/>
-          <w:szCs w:val="24"/>
-        </w:rPr>
-        <w:t>AlertEngine</w:t>
-      </w:r>
-      <w:proofErr w:type="spellEnd"/>
-      <w:r>
-        <w:rPr>
-          <w:rFonts w:cs="Arial"/>
-          <w:szCs w:val="24"/>
-        </w:rPr>
-        <w:t>.</w:t>
-      </w:r>
+        </w:rPr>
+      </w:pPr>
     </w:p>
     <w:p>
       <w:pPr>
@@ -1098,17 +1174,10 @@
           <w:rFonts w:cs="Arial"/>
         </w:rPr>
       </w:pPr>
-    </w:p>
-    <w:p>
-      <w:pPr>
-        <w:jc w:val="both"/>
-        <w:rPr>
-          <w:rFonts w:cs="Arial"/>
-        </w:rPr>
-      </w:pPr>
-      <w:r>
-        <w:rPr>
-          <w:rFonts w:cs="Arial"/>
+      <w:r>
+        <w:rPr>
+          <w:rFonts w:cs="Arial"/>
+          <w:noProof/>
         </w:rPr>
         <w:drawing>
           <wp:inline distT="0" distB="0" distL="0" distR="0" wp14:anchorId="2BAB8F65" wp14:editId="25C37E9B">
@@ -1126,7 +1195,7 @@
                     <pic:cNvPicPr/>
                   </pic:nvPicPr>
                   <pic:blipFill>
-                    <a:blip r:embed="rId6"/>
+                    <a:blip r:embed="rId7"/>
                     <a:stretch>
                       <a:fillRect/>
                     </a:stretch>
@@ -1151,6 +1220,7 @@
       <w:r>
         <w:rPr>
           <w:rFonts w:cs="Arial"/>
+          <w:noProof/>
         </w:rPr>
         <w:drawing>
           <wp:inline distT="0" distB="0" distL="0" distR="0" wp14:anchorId="6802A73E" wp14:editId="48D6E577">
@@ -1168,7 +1238,7 @@
                     <pic:cNvPicPr/>
                   </pic:nvPicPr>
                   <pic:blipFill>
-                    <a:blip r:embed="rId7"/>
+                    <a:blip r:embed="rId8"/>
                     <a:stretch>
                       <a:fillRect/>
                     </a:stretch>
@@ -1247,21 +1317,7 @@
         <w:rPr>
           <w:rFonts w:cs="Arial"/>
         </w:rPr>
-        <w:t>&gt;38</w:t>
-      </w:r>
-      <w:proofErr w:type="gramStart"/>
-      <w:r>
-        <w:rPr>
-          <w:rFonts w:cs="Arial"/>
-        </w:rPr>
-        <w:t>):POST</w:t>
-      </w:r>
-      <w:proofErr w:type="gramEnd"/>
-      <w:r>
-        <w:rPr>
-          <w:rFonts w:cs="Arial"/>
-        </w:rPr>
-        <w:t>/api/</w:t>
+        <w:t>&gt;38):POST/api/</w:t>
       </w:r>
       <w:proofErr w:type="spellStart"/>
       <w:r>
@@ -1372,7 +1428,7 @@
                     <pic:cNvPicPr/>
                   </pic:nvPicPr>
                   <pic:blipFill>
-                    <a:blip r:embed="rId8"/>
+                    <a:blip r:embed="rId9"/>
                     <a:stretch>
                       <a:fillRect/>
                     </a:stretch>
@@ -1526,7 +1582,7 @@
                     <pic:cNvPicPr/>
                   </pic:nvPicPr>
                   <pic:blipFill>
-                    <a:blip r:embed="rId9"/>
+                    <a:blip r:embed="rId10"/>
                     <a:stretch>
                       <a:fillRect/>
                     </a:stretch>
@@ -1556,11 +1612,399 @@
     </w:p>
     <w:p>
       <w:pPr>
-        <w:rPr>
+        <w:pStyle w:val="Prrafodelista"/>
+        <w:numPr>
+          <w:ilvl w:val="0"/>
+          <w:numId w:val="1"/>
+        </w:numPr>
+        <w:rPr>
+          <w:rFonts w:cs="Arial"/>
           <w:b/>
           <w:bCs/>
         </w:rPr>
       </w:pPr>
+      <w:r>
+        <w:rPr>
+          <w:rFonts w:cs="Arial"/>
+          <w:b/>
+          <w:bCs/>
+        </w:rPr>
+        <w:t>Pruebas Abstract Factory</w:t>
+      </w:r>
+    </w:p>
+    <w:p>
+      <w:pPr>
+        <w:rPr>
+          <w:rFonts w:cs="Arial"/>
+        </w:rPr>
+      </w:pPr>
+    </w:p>
+    <w:p>
+      <w:pPr>
+        <w:spacing w:before="100" w:beforeAutospacing="1" w:after="100" w:afterAutospacing="1" w:line="480" w:lineRule="auto"/>
+        <w:jc w:val="both"/>
+        <w:rPr>
+          <w:rFonts w:cs="Arial"/>
+          <w:szCs w:val="24"/>
+        </w:rPr>
+      </w:pPr>
+      <w:r>
+        <w:rPr>
+          <w:rFonts w:cs="Arial"/>
+          <w:szCs w:val="24"/>
+        </w:rPr>
+        <w:t>C</w:t>
+      </w:r>
+      <w:r>
+        <w:rPr>
+          <w:rFonts w:cs="Arial"/>
+          <w:szCs w:val="24"/>
+        </w:rPr>
+        <w:t xml:space="preserve">uando </w:t>
+      </w:r>
+      <w:proofErr w:type="spellStart"/>
+      <w:r>
+        <w:rPr>
+          <w:rStyle w:val="CdigoHTML"/>
+          <w:rFonts w:ascii="Arial" w:eastAsiaTheme="minorEastAsia" w:hAnsi="Arial" w:cs="Arial"/>
+          <w:sz w:val="24"/>
+          <w:szCs w:val="24"/>
+        </w:rPr>
+        <w:t>AlertEngine</w:t>
+      </w:r>
+      <w:proofErr w:type="spellEnd"/>
+      <w:r>
+        <w:rPr>
+          <w:rFonts w:cs="Arial"/>
+          <w:szCs w:val="24"/>
+        </w:rPr>
+        <w:t xml:space="preserve"> detecta que hay una posible alerta (por ejemplo, una prescripción con </w:t>
+      </w:r>
+      <w:proofErr w:type="spellStart"/>
+      <w:r>
+        <w:rPr>
+          <w:rStyle w:val="nfasis"/>
+          <w:rFonts w:cs="Arial"/>
+          <w:i w:val="0"/>
+          <w:iCs w:val="0"/>
+          <w:szCs w:val="24"/>
+        </w:rPr>
+        <w:t>aspirin</w:t>
+      </w:r>
+      <w:proofErr w:type="spellEnd"/>
+      <w:r>
+        <w:rPr>
+          <w:rFonts w:cs="Arial"/>
+          <w:szCs w:val="24"/>
+        </w:rPr>
+        <w:t xml:space="preserve">), </w:t>
+      </w:r>
+      <w:r>
+        <w:rPr>
+          <w:rStyle w:val="Textoennegrita"/>
+          <w:rFonts w:cs="Arial"/>
+          <w:b w:val="0"/>
+          <w:bCs w:val="0"/>
+          <w:szCs w:val="24"/>
+        </w:rPr>
+        <w:t>no crea directamente</w:t>
+      </w:r>
+      <w:r>
+        <w:rPr>
+          <w:rFonts w:cs="Arial"/>
+          <w:szCs w:val="24"/>
+        </w:rPr>
+        <w:t xml:space="preserve"> la alerta ni la envía. En vez de eso, pide a una </w:t>
+      </w:r>
+      <w:r>
+        <w:rPr>
+          <w:rStyle w:val="Textoennegrita"/>
+          <w:rFonts w:cs="Arial"/>
+          <w:b w:val="0"/>
+          <w:bCs w:val="0"/>
+          <w:szCs w:val="24"/>
+        </w:rPr>
+        <w:t>fábrica</w:t>
+      </w:r>
+      <w:r>
+        <w:rPr>
+          <w:rFonts w:cs="Arial"/>
+          <w:szCs w:val="24"/>
+        </w:rPr>
+        <w:t xml:space="preserve"> que le dé dos cosas relacionadas: </w:t>
+      </w:r>
+      <w:r>
+        <w:rPr>
+          <w:rStyle w:val="Textoennegrita"/>
+          <w:rFonts w:cs="Arial"/>
+          <w:b w:val="0"/>
+          <w:bCs w:val="0"/>
+          <w:szCs w:val="24"/>
+        </w:rPr>
+        <w:t>un creador</w:t>
+      </w:r>
+      <w:r>
+        <w:rPr>
+          <w:rFonts w:cs="Arial"/>
+          <w:szCs w:val="24"/>
+        </w:rPr>
+        <w:t xml:space="preserve"> (que guarda la alerta en la base de datos) y </w:t>
+      </w:r>
+      <w:r>
+        <w:rPr>
+          <w:rStyle w:val="Textoennegrita"/>
+          <w:rFonts w:cs="Arial"/>
+          <w:b w:val="0"/>
+          <w:bCs w:val="0"/>
+          <w:szCs w:val="24"/>
+        </w:rPr>
+        <w:t>un</w:t>
+      </w:r>
+      <w:r>
+        <w:rPr>
+          <w:rStyle w:val="Textoennegrita"/>
+          <w:rFonts w:cs="Arial"/>
+          <w:szCs w:val="24"/>
+        </w:rPr>
+        <w:t xml:space="preserve"> </w:t>
+      </w:r>
+      <w:r>
+        <w:rPr>
+          <w:rStyle w:val="Textoennegrita"/>
+          <w:rFonts w:cs="Arial"/>
+          <w:b w:val="0"/>
+          <w:bCs w:val="0"/>
+          <w:szCs w:val="24"/>
+        </w:rPr>
+        <w:t>notificador</w:t>
+      </w:r>
+      <w:r>
+        <w:rPr>
+          <w:rFonts w:cs="Arial"/>
+          <w:szCs w:val="24"/>
+        </w:rPr>
+        <w:t xml:space="preserve"> (que avisa al personal).</w:t>
+      </w:r>
+    </w:p>
+    <w:p>
+      <w:pPr>
+        <w:spacing w:before="100" w:beforeAutospacing="1" w:after="100" w:afterAutospacing="1" w:line="480" w:lineRule="auto"/>
+        <w:jc w:val="both"/>
+        <w:rPr>
+          <w:rFonts w:cs="Arial"/>
+          <w:szCs w:val="24"/>
+        </w:rPr>
+      </w:pPr>
+      <w:r>
+        <w:rPr>
+          <w:rFonts w:cs="Arial"/>
+          <w:szCs w:val="24"/>
+        </w:rPr>
+        <w:t xml:space="preserve">Al crear una prescripción con </w:t>
+      </w:r>
+      <w:proofErr w:type="spellStart"/>
+      <w:r>
+        <w:rPr>
+          <w:rFonts w:cs="Arial"/>
+          <w:b/>
+          <w:bCs/>
+          <w:szCs w:val="24"/>
+        </w:rPr>
+        <w:t>medicationName</w:t>
+      </w:r>
+      <w:proofErr w:type="spellEnd"/>
+      <w:r>
+        <w:rPr>
+          <w:rFonts w:cs="Arial"/>
+          <w:b/>
+          <w:bCs/>
+          <w:szCs w:val="24"/>
+        </w:rPr>
+        <w:t xml:space="preserve"> = "</w:t>
+      </w:r>
+      <w:proofErr w:type="spellStart"/>
+      <w:r>
+        <w:rPr>
+          <w:rFonts w:cs="Arial"/>
+          <w:b/>
+          <w:bCs/>
+          <w:szCs w:val="24"/>
+        </w:rPr>
+        <w:t>aspirin</w:t>
+      </w:r>
+      <w:proofErr w:type="spellEnd"/>
+      <w:r>
+        <w:rPr>
+          <w:rFonts w:cs="Arial"/>
+          <w:b/>
+          <w:bCs/>
+          <w:szCs w:val="24"/>
+        </w:rPr>
+        <w:t>":</w:t>
+      </w:r>
+    </w:p>
+    <w:p>
+      <w:pPr>
+        <w:spacing w:before="100" w:beforeAutospacing="1" w:after="100" w:afterAutospacing="1" w:line="480" w:lineRule="auto"/>
+        <w:jc w:val="both"/>
+        <w:rPr>
+          <w:rFonts w:cs="Arial"/>
+          <w:sz w:val="28"/>
+          <w:szCs w:val="28"/>
+        </w:rPr>
+      </w:pPr>
+      <w:r>
+        <w:t>L</w:t>
+      </w:r>
+      <w:r>
+        <w:t xml:space="preserve">a fábrica clínica crea y guarda una fila en </w:t>
+      </w:r>
+      <w:proofErr w:type="spellStart"/>
+      <w:r>
+        <w:t>interactions</w:t>
+      </w:r>
+      <w:proofErr w:type="spellEnd"/>
+      <w:r>
+        <w:t>, y</w:t>
+      </w:r>
+      <w:r>
+        <w:t xml:space="preserve"> </w:t>
+      </w:r>
+      <w:r>
+        <w:t>el notificador imprime en consola:</w:t>
+      </w:r>
+    </w:p>
+    <w:p>
+      <w:pPr>
+        <w:spacing w:before="100" w:beforeAutospacing="1" w:after="100" w:afterAutospacing="1" w:line="480" w:lineRule="auto"/>
+        <w:jc w:val="both"/>
+      </w:pPr>
+      <w:r>
+        <w:rPr>
+          <w:b/>
+          <w:bCs/>
+        </w:rPr>
+        <w:t>NOTIFICACIÓN</w:t>
+      </w:r>
+      <w:r>
+        <w:t xml:space="preserve">: </w:t>
+      </w:r>
+      <w:r>
+        <w:drawing>
+          <wp:inline distT="0" distB="0" distL="0" distR="0" wp14:anchorId="094D6CB7" wp14:editId="7A506E3C">
+            <wp:extent cx="4524100" cy="182880"/>
+            <wp:effectExtent l="0" t="0" r="0" b="7620"/>
+            <wp:docPr id="940734454" name="Imagen 1"/>
+            <wp:cNvGraphicFramePr>
+              <a:graphicFrameLocks xmlns:a="http://schemas.openxmlformats.org/drawingml/2006/main" noChangeAspect="1"/>
+            </wp:cNvGraphicFramePr>
+            <a:graphic xmlns:a="http://schemas.openxmlformats.org/drawingml/2006/main">
+              <a:graphicData uri="http://schemas.openxmlformats.org/drawingml/2006/picture">
+                <pic:pic xmlns:pic="http://schemas.openxmlformats.org/drawingml/2006/picture">
+                  <pic:nvPicPr>
+                    <pic:cNvPr id="940734454" name=""/>
+                    <pic:cNvPicPr/>
+                  </pic:nvPicPr>
+                  <pic:blipFill rotWithShape="1">
+                    <a:blip r:embed="rId11"/>
+                    <a:srcRect t="24714" b="27841"/>
+                    <a:stretch/>
+                  </pic:blipFill>
+                  <pic:spPr bwMode="auto">
+                    <a:xfrm>
+                      <a:off x="0" y="0"/>
+                      <a:ext cx="4623922" cy="186915"/>
+                    </a:xfrm>
+                    <a:prstGeom prst="rect">
+                      <a:avLst/>
+                    </a:prstGeom>
+                    <a:ln>
+                      <a:noFill/>
+                    </a:ln>
+                    <a:extLst>
+                      <a:ext uri="{53640926-AAD7-44D8-BBD7-CCE9431645EC}">
+                        <a14:shadowObscured xmlns:a14="http://schemas.microsoft.com/office/drawing/2010/main"/>
+                      </a:ext>
+                    </a:extLst>
+                  </pic:spPr>
+                </pic:pic>
+              </a:graphicData>
+            </a:graphic>
+          </wp:inline>
+        </w:drawing>
+      </w:r>
+      <w:r>
+        <w:br/>
+        <w:t>Eso demuestra que la fábrica concreta (</w:t>
+      </w:r>
+      <w:proofErr w:type="spellStart"/>
+      <w:r>
+        <w:t>clinical</w:t>
+      </w:r>
+      <w:proofErr w:type="spellEnd"/>
+      <w:r>
+        <w:t>) fue la encargada de producir la alerta y el notificador.</w:t>
+      </w:r>
+    </w:p>
+    <w:p>
+      <w:pPr>
+        <w:spacing w:before="100" w:beforeAutospacing="1" w:after="100" w:afterAutospacing="1" w:line="480" w:lineRule="auto"/>
+        <w:jc w:val="both"/>
+        <w:rPr>
+          <w:b/>
+          <w:bCs/>
+        </w:rPr>
+      </w:pPr>
+      <w:r>
+        <w:rPr>
+          <w:b/>
+          <w:bCs/>
+        </w:rPr>
+        <w:t>Evidencia en BD:</w:t>
+      </w:r>
+    </w:p>
+    <w:p>
+      <w:pPr>
+        <w:spacing w:before="100" w:beforeAutospacing="1" w:after="100" w:afterAutospacing="1" w:line="480" w:lineRule="auto"/>
+        <w:jc w:val="both"/>
+      </w:pPr>
+      <w:r>
+        <w:drawing>
+          <wp:inline distT="0" distB="0" distL="0" distR="0" wp14:anchorId="1D01FAC3" wp14:editId="178C64EB">
+            <wp:extent cx="5612130" cy="523875"/>
+            <wp:effectExtent l="0" t="0" r="7620" b="9525"/>
+            <wp:docPr id="1224117150" name="Imagen 2"/>
+            <wp:cNvGraphicFramePr>
+              <a:graphicFrameLocks xmlns:a="http://schemas.openxmlformats.org/drawingml/2006/main" noChangeAspect="1"/>
+            </wp:cNvGraphicFramePr>
+            <a:graphic xmlns:a="http://schemas.openxmlformats.org/drawingml/2006/main">
+              <a:graphicData uri="http://schemas.openxmlformats.org/drawingml/2006/picture">
+                <pic:pic xmlns:pic="http://schemas.openxmlformats.org/drawingml/2006/picture">
+                  <pic:nvPicPr>
+                    <pic:cNvPr id="1224117150" name=""/>
+                    <pic:cNvPicPr/>
+                  </pic:nvPicPr>
+                  <pic:blipFill>
+                    <a:blip r:embed="rId12"/>
+                    <a:stretch>
+                      <a:fillRect/>
+                    </a:stretch>
+                  </pic:blipFill>
+                  <pic:spPr>
+                    <a:xfrm>
+                      <a:off x="0" y="0"/>
+                      <a:ext cx="5612130" cy="523875"/>
+                    </a:xfrm>
+                    <a:prstGeom prst="rect">
+                      <a:avLst/>
+                    </a:prstGeom>
+                  </pic:spPr>
+                </pic:pic>
+              </a:graphicData>
+            </a:graphic>
+          </wp:inline>
+        </w:drawing>
+      </w:r>
     </w:p>
     <w:sectPr>
       <w:pgSz w:w="12240" w:h="15840"/>
@@ -1577,6 +2021,119 @@
 <file path=word/numbering.xml><?xml version="1.0" encoding="utf-8"?>
 <w:numbering xmlns:wpc="http://schemas.microsoft.com/office/word/2010/wordprocessingCanvas" xmlns:cx="http://schemas.microsoft.com/office/drawing/2014/chartex" xmlns:cx1="http://schemas.microsoft.com/office/drawing/2015/9/8/chartex" xmlns:cx2="http://schemas.microsoft.com/office/drawing/2015/10/21/chartex" xmlns:cx3="http://schemas.microsoft.com/office/drawing/2016/5/9/chartex" xmlns:cx4="http://schemas.microsoft.com/office/drawing/2016/5/10/chartex" xmlns:cx5="http://schemas.microsoft.com/office/drawing/2016/5/11/chartex" xmlns:cx6="http://schemas.microsoft.com/office/drawing/2016/5/12/chartex" xmlns:cx7="http://schemas.microsoft.com/office/drawing/2016/5/13/chartex" xmlns:cx8="http://schemas.microsoft.com/office/drawing/2016/5/14/chartex" xmlns:mc="http://schemas.openxmlformats.org/markup-compatibility/2006" xmlns:aink="http://schemas.microsoft.com/office/drawing/2016/ink" xmlns:am3d="http://schemas.microsoft.com/office/drawing/2017/model3d" xmlns:o="urn:schemas-microsoft-com:office:office" xmlns:oel="http://schemas.microsoft.com/office/2019/extlst" xmlns:r="http://schemas.openxmlformats.org/officeDocument/2006/relationships" xmlns:m="http://schemas.openxmlformats.org/officeDocument/2006/math" xmlns:v="urn:schemas-microsoft-com:vml" xmlns:wp14="http://schemas.microsoft.com/office/word/2010/wordprocessingDrawing" xmlns:wp="http://schemas.openxmlformats.org/drawingml/2006/wordprocessingDrawing" xmlns:w10="urn:schemas-microsoft-com:office:word" xmlns:w="http://schemas.openxmlformats.org/wordprocessingml/2006/main" xmlns:w14="http://schemas.microsoft.com/office/word/2010/wordml" xmlns:w15="http://schemas.microsoft.com/office/word/2012/wordml" xmlns:w16cex="http://schemas.microsoft.com/office/word/2018/wordml/cex" xmlns:w16cid="http://schemas.microsoft.com/office/word/2016/wordml/cid" xmlns:w16="http://schemas.microsoft.com/office/word/2018/wordml" xmlns:w16sdtdh="http://schemas.microsoft.com/office/word/2020/wordml/sdtdatahash" xmlns:w16se="http://schemas.microsoft.com/office/word/2015/wordml/symex" xmlns:wpg="http://schemas.microsoft.com/office/word/2010/wordprocessingGroup" xmlns:wpi="http://schemas.microsoft.com/office/word/2010/wordprocessingInk" xmlns:wne="http://schemas.microsoft.com/office/word/2006/wordml" xmlns:wps="http://schemas.microsoft.com/office/word/2010/wordprocessingShape" mc:Ignorable="w14 w15 w16se w16cid w16 w16cex w16sdtdh wp14">
   <w:abstractNum w:abstractNumId="0" w15:restartNumberingAfterBreak="0">
+    <w:nsid w:val="12284328"/>
+    <w:multiLevelType w:val="hybridMultilevel"/>
+    <w:tmpl w:val="8FE00700"/>
+    <w:lvl w:ilvl="0" w:tplc="240A0005">
+      <w:start w:val="1"/>
+      <w:numFmt w:val="bullet"/>
+      <w:lvlText w:val=""/>
+      <w:lvlJc w:val="left"/>
+      <w:pPr>
+        <w:ind w:left="1068" w:hanging="360"/>
+      </w:pPr>
+      <w:rPr>
+        <w:rFonts w:ascii="Wingdings" w:hAnsi="Wingdings" w:hint="default"/>
+      </w:rPr>
+    </w:lvl>
+    <w:lvl w:ilvl="1" w:tplc="240A0003">
+      <w:start w:val="1"/>
+      <w:numFmt w:val="bullet"/>
+      <w:lvlText w:val="o"/>
+      <w:lvlJc w:val="left"/>
+      <w:pPr>
+        <w:ind w:left="1788" w:hanging="360"/>
+      </w:pPr>
+      <w:rPr>
+        <w:rFonts w:ascii="Courier New" w:hAnsi="Courier New" w:cs="Courier New" w:hint="default"/>
+      </w:rPr>
+    </w:lvl>
+    <w:lvl w:ilvl="2" w:tplc="240A0005">
+      <w:start w:val="1"/>
+      <w:numFmt w:val="bullet"/>
+      <w:lvlText w:val=""/>
+      <w:lvlJc w:val="left"/>
+      <w:pPr>
+        <w:ind w:left="2508" w:hanging="360"/>
+      </w:pPr>
+      <w:rPr>
+        <w:rFonts w:ascii="Wingdings" w:hAnsi="Wingdings" w:hint="default"/>
+      </w:rPr>
+    </w:lvl>
+    <w:lvl w:ilvl="3" w:tplc="240A0001" w:tentative="1">
+      <w:start w:val="1"/>
+      <w:numFmt w:val="bullet"/>
+      <w:lvlText w:val=""/>
+      <w:lvlJc w:val="left"/>
+      <w:pPr>
+        <w:ind w:left="3228" w:hanging="360"/>
+      </w:pPr>
+      <w:rPr>
+        <w:rFonts w:ascii="Symbol" w:hAnsi="Symbol" w:hint="default"/>
+      </w:rPr>
+    </w:lvl>
+    <w:lvl w:ilvl="4" w:tplc="240A0003" w:tentative="1">
+      <w:start w:val="1"/>
+      <w:numFmt w:val="bullet"/>
+      <w:lvlText w:val="o"/>
+      <w:lvlJc w:val="left"/>
+      <w:pPr>
+        <w:ind w:left="3948" w:hanging="360"/>
+      </w:pPr>
+      <w:rPr>
+        <w:rFonts w:ascii="Courier New" w:hAnsi="Courier New" w:cs="Courier New" w:hint="default"/>
+      </w:rPr>
+    </w:lvl>
+    <w:lvl w:ilvl="5" w:tplc="240A0005" w:tentative="1">
+      <w:start w:val="1"/>
+      <w:numFmt w:val="bullet"/>
+      <w:lvlText w:val=""/>
+      <w:lvlJc w:val="left"/>
+      <w:pPr>
+        <w:ind w:left="4668" w:hanging="360"/>
+      </w:pPr>
+      <w:rPr>
+        <w:rFonts w:ascii="Wingdings" w:hAnsi="Wingdings" w:hint="default"/>
+      </w:rPr>
+    </w:lvl>
+    <w:lvl w:ilvl="6" w:tplc="240A0001" w:tentative="1">
+      <w:start w:val="1"/>
+      <w:numFmt w:val="bullet"/>
+      <w:lvlText w:val=""/>
+      <w:lvlJc w:val="left"/>
+      <w:pPr>
+        <w:ind w:left="5388" w:hanging="360"/>
+      </w:pPr>
+      <w:rPr>
+        <w:rFonts w:ascii="Symbol" w:hAnsi="Symbol" w:hint="default"/>
+      </w:rPr>
+    </w:lvl>
+    <w:lvl w:ilvl="7" w:tplc="240A0003" w:tentative="1">
+      <w:start w:val="1"/>
+      <w:numFmt w:val="bullet"/>
+      <w:lvlText w:val="o"/>
+      <w:lvlJc w:val="left"/>
+      <w:pPr>
+        <w:ind w:left="6108" w:hanging="360"/>
+      </w:pPr>
+      <w:rPr>
+        <w:rFonts w:ascii="Courier New" w:hAnsi="Courier New" w:cs="Courier New" w:hint="default"/>
+      </w:rPr>
+    </w:lvl>
+    <w:lvl w:ilvl="8" w:tplc="240A0005" w:tentative="1">
+      <w:start w:val="1"/>
+      <w:numFmt w:val="bullet"/>
+      <w:lvlText w:val=""/>
+      <w:lvlJc w:val="left"/>
+      <w:pPr>
+        <w:ind w:left="6828" w:hanging="360"/>
+      </w:pPr>
+      <w:rPr>
+        <w:rFonts w:ascii="Wingdings" w:hAnsi="Wingdings" w:hint="default"/>
+      </w:rPr>
+    </w:lvl>
+  </w:abstractNum>
+  <w:abstractNum w:abstractNumId="1" w15:restartNumberingAfterBreak="0">
     <w:nsid w:val="57731F88"/>
     <w:multiLevelType w:val="multilevel"/>
     <w:tmpl w:val="D184402A"/>
@@ -1725,10 +2282,10 @@
       </w:rPr>
     </w:lvl>
   </w:abstractNum>
-  <w:abstractNum w:abstractNumId="1" w15:restartNumberingAfterBreak="0">
+  <w:abstractNum w:abstractNumId="2" w15:restartNumberingAfterBreak="0">
     <w:nsid w:val="6B21185E"/>
     <w:multiLevelType w:val="hybridMultilevel"/>
-    <w:tmpl w:val="35E4F416"/>
+    <w:tmpl w:val="8A80EBB6"/>
     <w:lvl w:ilvl="0" w:tplc="240A0001">
       <w:start w:val="1"/>
       <w:numFmt w:val="bullet"/>
@@ -1839,9 +2396,12 @@
     </w:lvl>
   </w:abstractNum>
   <w:num w:numId="1" w16cid:durableId="987250257">
+    <w:abstractNumId w:val="2"/>
+  </w:num>
+  <w:num w:numId="2" w16cid:durableId="1424762590">
     <w:abstractNumId w:val="1"/>
   </w:num>
-  <w:num w:numId="2" w16cid:durableId="1424762590">
+  <w:num w:numId="3" w16cid:durableId="1051688391">
     <w:abstractNumId w:val="0"/>
   </w:num>
 </w:numbering>
@@ -2320,6 +2880,41 @@
       <w:contextualSpacing/>
     </w:pPr>
   </w:style>
+  <w:style w:type="character" w:styleId="Textoennegrita">
+    <w:name w:val="Strong"/>
+    <w:basedOn w:val="Fuentedeprrafopredeter"/>
+    <w:uiPriority w:val="22"/>
+    <w:qFormat/>
+    <w:rsid w:val="00626D3F"/>
+    <w:rPr>
+      <w:b/>
+      <w:bCs/>
+    </w:rPr>
+  </w:style>
+  <w:style w:type="character" w:styleId="CdigoHTML">
+    <w:name w:val="HTML Code"/>
+    <w:basedOn w:val="Fuentedeprrafopredeter"/>
+    <w:uiPriority w:val="99"/>
+    <w:semiHidden/>
+    <w:unhideWhenUsed/>
+    <w:rsid w:val="00626D3F"/>
+    <w:rPr>
+      <w:rFonts w:ascii="Courier New" w:eastAsia="Times New Roman" w:hAnsi="Courier New" w:cs="Courier New"/>
+      <w:sz w:val="20"/>
+      <w:szCs w:val="20"/>
+    </w:rPr>
+  </w:style>
+  <w:style w:type="character" w:styleId="nfasis">
+    <w:name w:val="Emphasis"/>
+    <w:basedOn w:val="Fuentedeprrafopredeter"/>
+    <w:uiPriority w:val="20"/>
+    <w:qFormat/>
+    <w:rsid w:val="00626D3F"/>
+    <w:rPr>
+      <w:i/>
+      <w:iCs/>
+    </w:rPr>
+  </w:style>
 </w:styles>
 </file>
 
@@ -2620,7 +3215,7 @@
 
 <file path=customXml/item1.xml><?xml version="1.0" encoding="utf-8"?>
 <CoverPageProperties xmlns="http://schemas.microsoft.com/office/2006/coverPageProps">
-  <PublishDate>2026-03-03T00:00:00</PublishDate>
+  <PublishDate>7 de marzo de 2026</PublishDate>
   <Abstract/>
   <CompanyAddress/>
   <CompanyPhone/>
